--- a/Ansible to Orchestrator Transition/InProgress/Get Datastores Greater than 75 Percent Used/Documentation/03_Implementation_Guide.docx
+++ b/Ansible to Orchestrator Transition/InProgress/Get Datastores Greater than 75 Percent Used/Documentation/03_Implementation_Guide.docx
@@ -10,7 +10,7 @@
           <w:sz w:val="22"/>
           <w:szCs w:val="24"/>
         </w:rPr>
-        <w:id w:val="-1038970044"/>
+        <w:id w:val="2103296544"/>
         <w:docPartObj>
           <w:docPartGallery w:val="Table of Contents"/>
           <w:docPartUnique/>
@@ -51,7 +51,7 @@
           <w:r>
             <w:fldChar w:fldCharType="separate"/>
           </w:r>
-          <w:hyperlink w:anchor="_Toc237256711" w:history="1">
+          <w:hyperlink w:anchor="_Toc237519887" w:history="1">
             <w:r>
               <w:rPr>
                 <w:rStyle w:val="Hyperlink"/>
@@ -78,7 +78,7 @@
                 <w:noProof/>
                 <w:webHidden/>
               </w:rPr>
-              <w:instrText xml:space="preserve"> PAGEREF _Toc237256711 \h </w:instrText>
+              <w:instrText xml:space="preserve"> PAGEREF _Toc237519887 \h </w:instrText>
             </w:r>
             <w:r>
               <w:rPr>
@@ -125,7 +125,7 @@
               <w14:ligatures w14:val="standardContextual"/>
             </w:rPr>
           </w:pPr>
-          <w:hyperlink w:anchor="_Toc237256712" w:history="1">
+          <w:hyperlink w:anchor="_Toc237519888" w:history="1">
             <w:r>
               <w:rPr>
                 <w:rStyle w:val="Hyperlink"/>
@@ -152,7 +152,7 @@
                 <w:noProof/>
                 <w:webHidden/>
               </w:rPr>
-              <w:instrText xml:space="preserve"> PAGEREF _Toc237256712 \h </w:instrText>
+              <w:instrText xml:space="preserve"> PAGEREF _Toc237519888 \h </w:instrText>
             </w:r>
             <w:r>
               <w:rPr>
@@ -199,7 +199,7 @@
               <w14:ligatures w14:val="standardContextual"/>
             </w:rPr>
           </w:pPr>
-          <w:hyperlink w:anchor="_Toc237256713" w:history="1">
+          <w:hyperlink w:anchor="_Toc237519889" w:history="1">
             <w:r>
               <w:rPr>
                 <w:rStyle w:val="Hyperlink"/>
@@ -226,7 +226,7 @@
                 <w:noProof/>
                 <w:webHidden/>
               </w:rPr>
-              <w:instrText xml:space="preserve"> PAGEREF _Toc237256713 \h </w:instrText>
+              <w:instrText xml:space="preserve"> PAGEREF _Toc237519889 \h </w:instrText>
             </w:r>
             <w:r>
               <w:rPr>
@@ -273,7 +273,7 @@
               <w14:ligatures w14:val="standardContextual"/>
             </w:rPr>
           </w:pPr>
-          <w:hyperlink w:anchor="_Toc237256714" w:history="1">
+          <w:hyperlink w:anchor="_Toc237519890" w:history="1">
             <w:r>
               <w:rPr>
                 <w:rStyle w:val="Hyperlink"/>
@@ -300,7 +300,7 @@
                 <w:noProof/>
                 <w:webHidden/>
               </w:rPr>
-              <w:instrText xml:space="preserve"> PAGEREF _Toc237256714 \h </w:instrText>
+              <w:instrText xml:space="preserve"> PAGEREF _Toc237519890 \h </w:instrText>
             </w:r>
             <w:r>
               <w:rPr>
@@ -347,7 +347,7 @@
               <w14:ligatures w14:val="standardContextual"/>
             </w:rPr>
           </w:pPr>
-          <w:hyperlink w:anchor="_Toc237256715" w:history="1">
+          <w:hyperlink w:anchor="_Toc237519891" w:history="1">
             <w:r>
               <w:rPr>
                 <w:rStyle w:val="Hyperlink"/>
@@ -374,7 +374,7 @@
                 <w:noProof/>
                 <w:webHidden/>
               </w:rPr>
-              <w:instrText xml:space="preserve"> PAGEREF _Toc237256715 \h </w:instrText>
+              <w:instrText xml:space="preserve"> PAGEREF _Toc237519891 \h </w:instrText>
             </w:r>
             <w:r>
               <w:rPr>
@@ -421,7 +421,7 @@
               <w14:ligatures w14:val="standardContextual"/>
             </w:rPr>
           </w:pPr>
-          <w:hyperlink w:anchor="_Toc237256716" w:history="1">
+          <w:hyperlink w:anchor="_Toc237519892" w:history="1">
             <w:r>
               <w:rPr>
                 <w:rStyle w:val="Hyperlink"/>
@@ -448,7 +448,7 @@
                 <w:noProof/>
                 <w:webHidden/>
               </w:rPr>
-              <w:instrText xml:space="preserve"> PAGEREF _Toc237256716 \h </w:instrText>
+              <w:instrText xml:space="preserve"> PAGEREF _Toc237519892 \h </w:instrText>
             </w:r>
             <w:r>
               <w:rPr>
@@ -495,7 +495,7 @@
               <w14:ligatures w14:val="standardContextual"/>
             </w:rPr>
           </w:pPr>
-          <w:hyperlink w:anchor="_Toc237256717" w:history="1">
+          <w:hyperlink w:anchor="_Toc237519893" w:history="1">
             <w:r>
               <w:rPr>
                 <w:rStyle w:val="Hyperlink"/>
@@ -522,7 +522,7 @@
                 <w:noProof/>
                 <w:webHidden/>
               </w:rPr>
-              <w:instrText xml:space="preserve"> PAGEREF _Toc237256717 \h </w:instrText>
+              <w:instrText xml:space="preserve"> PAGEREF _Toc237519893 \h </w:instrText>
             </w:r>
             <w:r>
               <w:rPr>
@@ -569,7 +569,7 @@
               <w14:ligatures w14:val="standardContextual"/>
             </w:rPr>
           </w:pPr>
-          <w:hyperlink w:anchor="_Toc237256718" w:history="1">
+          <w:hyperlink w:anchor="_Toc237519894" w:history="1">
             <w:r>
               <w:rPr>
                 <w:rStyle w:val="Hyperlink"/>
@@ -596,7 +596,7 @@
                 <w:noProof/>
                 <w:webHidden/>
               </w:rPr>
-              <w:instrText xml:space="preserve"> PAGEREF _Toc237256718 \h </w:instrText>
+              <w:instrText xml:space="preserve"> PAGEREF _Toc237519894 \h </w:instrText>
             </w:r>
             <w:r>
               <w:rPr>
@@ -643,7 +643,7 @@
               <w14:ligatures w14:val="standardContextual"/>
             </w:rPr>
           </w:pPr>
-          <w:hyperlink w:anchor="_Toc237256719" w:history="1">
+          <w:hyperlink w:anchor="_Toc237519895" w:history="1">
             <w:r>
               <w:rPr>
                 <w:rStyle w:val="Hyperlink"/>
@@ -670,7 +670,7 @@
                 <w:noProof/>
                 <w:webHidden/>
               </w:rPr>
-              <w:instrText xml:space="preserve"> PAGEREF _Toc237256719 \h </w:instrText>
+              <w:instrText xml:space="preserve"> PAGEREF _Toc237519895 \h </w:instrText>
             </w:r>
             <w:r>
               <w:rPr>
@@ -717,7 +717,7 @@
               <w14:ligatures w14:val="standardContextual"/>
             </w:rPr>
           </w:pPr>
-          <w:hyperlink w:anchor="_Toc237256720" w:history="1">
+          <w:hyperlink w:anchor="_Toc237519896" w:history="1">
             <w:r>
               <w:rPr>
                 <w:rStyle w:val="Hyperlink"/>
@@ -744,7 +744,7 @@
                 <w:noProof/>
                 <w:webHidden/>
               </w:rPr>
-              <w:instrText xml:space="preserve"> PAGEREF _Toc237256720 \h </w:instrText>
+              <w:instrText xml:space="preserve"> PAGEREF _Toc237519896 \h </w:instrText>
             </w:r>
             <w:r>
               <w:rPr>
@@ -791,7 +791,7 @@
               <w14:ligatures w14:val="standardContextual"/>
             </w:rPr>
           </w:pPr>
-          <w:hyperlink w:anchor="_Toc237256721" w:history="1">
+          <w:hyperlink w:anchor="_Toc237519897" w:history="1">
             <w:r>
               <w:rPr>
                 <w:rStyle w:val="Hyperlink"/>
@@ -818,7 +818,7 @@
                 <w:noProof/>
                 <w:webHidden/>
               </w:rPr>
-              <w:instrText xml:space="preserve"> PAGEREF _Toc237256721 \h </w:instrText>
+              <w:instrText xml:space="preserve"> PAGEREF _Toc237519897 \h </w:instrText>
             </w:r>
             <w:r>
               <w:rPr>
@@ -865,7 +865,7 @@
               <w14:ligatures w14:val="standardContextual"/>
             </w:rPr>
           </w:pPr>
-          <w:hyperlink w:anchor="_Toc237256722" w:history="1">
+          <w:hyperlink w:anchor="_Toc237519898" w:history="1">
             <w:r>
               <w:rPr>
                 <w:rStyle w:val="Hyperlink"/>
@@ -892,7 +892,7 @@
                 <w:noProof/>
                 <w:webHidden/>
               </w:rPr>
-              <w:instrText xml:space="preserve"> PAGEREF _Toc237256722 \h </w:instrText>
+              <w:instrText xml:space="preserve"> PAGEREF _Toc237519898 \h </w:instrText>
             </w:r>
             <w:r>
               <w:rPr>
@@ -939,7 +939,7 @@
               <w14:ligatures w14:val="standardContextual"/>
             </w:rPr>
           </w:pPr>
-          <w:hyperlink w:anchor="_Toc237256723" w:history="1">
+          <w:hyperlink w:anchor="_Toc237519899" w:history="1">
             <w:r>
               <w:rPr>
                 <w:rStyle w:val="Hyperlink"/>
@@ -966,7 +966,7 @@
                 <w:noProof/>
                 <w:webHidden/>
               </w:rPr>
-              <w:instrText xml:space="preserve"> PAGEREF _Toc237256723 \h </w:instrText>
+              <w:instrText xml:space="preserve"> PAGEREF _Toc237519899 \h </w:instrText>
             </w:r>
             <w:r>
               <w:rPr>
@@ -1013,7 +1013,7 @@
               <w14:ligatures w14:val="standardContextual"/>
             </w:rPr>
           </w:pPr>
-          <w:hyperlink w:anchor="_Toc237256724" w:history="1">
+          <w:hyperlink w:anchor="_Toc237519900" w:history="1">
             <w:r>
               <w:rPr>
                 <w:rStyle w:val="Hyperlink"/>
@@ -1040,7 +1040,7 @@
                 <w:noProof/>
                 <w:webHidden/>
               </w:rPr>
-              <w:instrText xml:space="preserve"> PAGEREF _Toc237256724 \h </w:instrText>
+              <w:instrText xml:space="preserve"> PAGEREF _Toc237519900 \h </w:instrText>
             </w:r>
             <w:r>
               <w:rPr>
@@ -1083,7 +1083,7 @@
         <w:pStyle w:val="Heading1"/>
       </w:pPr>
       <w:bookmarkStart w:id="0" w:name="X37d5ca353fd7e615603b1c10cf33d85b920adb1"/>
-      <w:bookmarkStart w:id="1" w:name="_Toc237256711"/>
+      <w:bookmarkStart w:id="1" w:name="_Toc237519887"/>
       <w:r>
         <w:t>Implementation Guide — Datastore Capacity Reporting</w:t>
       </w:r>
@@ -1145,7 +1145,7 @@
     </w:p>
     <w:p>
       <w:r>
-        <w:pict w14:anchorId="1488A2E4">
+        <w:pict w14:anchorId="12EEBF90">
           <v:rect id="_x0000_i1025" style="width:0;height:1.5pt" o:hralign="center" o:hrstd="t" o:hr="t"/>
         </w:pict>
       </w:r>
@@ -1155,7 +1155,7 @@
         <w:pStyle w:val="Heading2"/>
       </w:pPr>
       <w:bookmarkStart w:id="2" w:name="Xe0afe458be0680b60f084526fdf22589428a863"/>
-      <w:bookmarkStart w:id="3" w:name="_Toc237256712"/>
+      <w:bookmarkStart w:id="3" w:name="_Toc237519888"/>
       <w:r>
         <w:t>1. Prerequisites</w:t>
       </w:r>
@@ -1593,7 +1593,7 @@
     </w:p>
     <w:p>
       <w:r>
-        <w:pict w14:anchorId="58DDC424">
+        <w:pict w14:anchorId="6C37B5BA">
           <v:rect id="_x0000_i1026" style="width:0;height:1.5pt" o:hralign="center" o:hrstd="t" o:hr="t"/>
         </w:pict>
       </w:r>
@@ -1603,7 +1603,7 @@
         <w:pStyle w:val="Heading2"/>
       </w:pPr>
       <w:bookmarkStart w:id="4" w:name="X7f455d2edf6e3f91786848715e7099c15e4c702"/>
-      <w:bookmarkStart w:id="5" w:name="_Toc237256713"/>
+      <w:bookmarkStart w:id="5" w:name="_Toc237519889"/>
       <w:bookmarkEnd w:id="2"/>
       <w:r>
         <w:t>2. Package contents</w:t>
@@ -1678,7 +1678,7 @@
     </w:p>
     <w:p>
       <w:r>
-        <w:pict w14:anchorId="4EBA8593">
+        <w:pict w14:anchorId="3043862D">
           <v:rect id="_x0000_i1027" style="width:0;height:1.5pt" o:hralign="center" o:hrstd="t" o:hr="t"/>
         </w:pict>
       </w:r>
@@ -1688,7 +1688,7 @@
         <w:pStyle w:val="Heading2"/>
       </w:pPr>
       <w:bookmarkStart w:id="6" w:name="X86627056700d4c6489e5fa9e48c054a6121741f"/>
-      <w:bookmarkStart w:id="7" w:name="_Toc237256714"/>
+      <w:bookmarkStart w:id="7" w:name="_Toc237519890"/>
       <w:bookmarkEnd w:id="4"/>
       <w:r>
         <w:t>3. Import</w:t>
@@ -1700,7 +1700,7 @@
         <w:pStyle w:val="Heading3"/>
       </w:pPr>
       <w:bookmarkStart w:id="8" w:name="option-a--import-the-package-preferred"/>
-      <w:bookmarkStart w:id="9" w:name="_Toc237256715"/>
+      <w:bookmarkStart w:id="9" w:name="_Toc237519891"/>
       <w:r>
         <w:t>Option A — import the package (preferred)</w:t>
       </w:r>
@@ -1788,7 +1788,7 @@
         <w:pStyle w:val="Heading3"/>
       </w:pPr>
       <w:bookmarkStart w:id="10" w:name="option-b--build-by-hand"/>
-      <w:bookmarkStart w:id="11" w:name="_Toc237256716"/>
+      <w:bookmarkStart w:id="11" w:name="_Toc237519892"/>
       <w:bookmarkEnd w:id="8"/>
       <w:r>
         <w:t>Option B — build by hand</w:t>
@@ -2399,7 +2399,7 @@
     </w:p>
     <w:p>
       <w:r>
-        <w:pict w14:anchorId="64A332D7">
+        <w:pict w14:anchorId="297F2B84">
           <v:rect id="_x0000_i1028" style="width:0;height:1.5pt" o:hralign="center" o:hrstd="t" o:hr="t"/>
         </w:pict>
       </w:r>
@@ -2409,7 +2409,7 @@
         <w:pStyle w:val="Heading2"/>
       </w:pPr>
       <w:bookmarkStart w:id="12" w:name="Xb03f7bf5af89c94877d302b384dfe8f3cfe694a"/>
-      <w:bookmarkStart w:id="13" w:name="_Toc237256717"/>
+      <w:bookmarkStart w:id="13" w:name="_Toc237519893"/>
       <w:bookmarkEnd w:id="6"/>
       <w:bookmarkEnd w:id="10"/>
       <w:r>
@@ -3756,7 +3756,7 @@
     </w:p>
     <w:p>
       <w:r>
-        <w:pict w14:anchorId="63E24529">
+        <w:pict w14:anchorId="0EB51F27">
           <v:rect id="_x0000_i1029" style="width:0;height:1.5pt" o:hralign="center" o:hrstd="t" o:hr="t"/>
         </w:pict>
       </w:r>
@@ -3766,7 +3766,7 @@
         <w:pStyle w:val="Heading2"/>
       </w:pPr>
       <w:bookmarkStart w:id="14" w:name="X17604d3b505763c447f2008b7c82c43971feb16"/>
-      <w:bookmarkStart w:id="15" w:name="_Toc237256718"/>
+      <w:bookmarkStart w:id="15" w:name="_Toc237519894"/>
       <w:bookmarkEnd w:id="12"/>
       <w:r>
         <w:t>5. Workflow attributes</w:t>
@@ -4398,7 +4398,7 @@
     </w:p>
     <w:p>
       <w:r>
-        <w:pict w14:anchorId="7A8414AD">
+        <w:pict w14:anchorId="5578D77C">
           <v:rect id="_x0000_i1030" style="width:0;height:1.5pt" o:hralign="center" o:hrstd="t" o:hr="t"/>
         </w:pict>
       </w:r>
@@ -4408,7 +4408,7 @@
         <w:pStyle w:val="Heading2"/>
       </w:pPr>
       <w:bookmarkStart w:id="16" w:name="X51beb5948809e707c94ea47f334e2e93d2e6cde"/>
-      <w:bookmarkStart w:id="17" w:name="_Toc237256719"/>
+      <w:bookmarkStart w:id="17" w:name="_Toc237519895"/>
       <w:bookmarkEnd w:id="14"/>
       <w:r>
         <w:t>6. Schema</w:t>
@@ -4908,7 +4908,7 @@
     </w:p>
     <w:p>
       <w:r>
-        <w:pict w14:anchorId="381A286F">
+        <w:pict w14:anchorId="17EF925B">
           <v:rect id="_x0000_i1031" style="width:0;height:1.5pt" o:hralign="center" o:hrstd="t" o:hr="t"/>
         </w:pict>
       </w:r>
@@ -4918,7 +4918,7 @@
         <w:pStyle w:val="Heading2"/>
       </w:pPr>
       <w:bookmarkStart w:id="18" w:name="Xae89441828f119ac23c333e17a7dba789d93d5f"/>
-      <w:bookmarkStart w:id="19" w:name="_Toc237256720"/>
+      <w:bookmarkStart w:id="19" w:name="_Toc237519896"/>
       <w:bookmarkEnd w:id="16"/>
       <w:r>
         <w:t>7. Exception handler</w:t>
@@ -5056,7 +5056,7 @@
     </w:p>
     <w:p>
       <w:r>
-        <w:pict w14:anchorId="5E8E0044">
+        <w:pict w14:anchorId="5CCE6C85">
           <v:rect id="_x0000_i1032" style="width:0;height:1.5pt" o:hralign="center" o:hrstd="t" o:hr="t"/>
         </w:pict>
       </w:r>
@@ -5066,7 +5066,7 @@
         <w:pStyle w:val="Heading2"/>
       </w:pPr>
       <w:bookmarkStart w:id="20" w:name="X73e22934b001eb8912c021763f7c6cf5d1032ba"/>
-      <w:bookmarkStart w:id="21" w:name="_Toc237256721"/>
+      <w:bookmarkStart w:id="21" w:name="_Toc237519897"/>
       <w:bookmarkEnd w:id="18"/>
       <w:r>
         <w:t>8. Validation before go-live</w:t>
@@ -5343,7 +5343,7 @@
     </w:p>
     <w:p>
       <w:r>
-        <w:pict w14:anchorId="08AD17A9">
+        <w:pict w14:anchorId="762624BF">
           <v:rect id="_x0000_i1033" style="width:0;height:1.5pt" o:hralign="center" o:hrstd="t" o:hr="t"/>
         </w:pict>
       </w:r>
@@ -5353,7 +5353,7 @@
         <w:pStyle w:val="Heading2"/>
       </w:pPr>
       <w:bookmarkStart w:id="22" w:name="Xc9966140d4ac4023fb6d961d9cb057800669a31"/>
-      <w:bookmarkStart w:id="23" w:name="_Toc237256722"/>
+      <w:bookmarkStart w:id="23" w:name="_Toc237519898"/>
       <w:bookmarkEnd w:id="20"/>
       <w:r>
         <w:t>9. Cutover</w:t>
@@ -5658,7 +5658,7 @@
     </w:tbl>
     <w:p>
       <w:r>
-        <w:pict w14:anchorId="73715188">
+        <w:pict w14:anchorId="305CABF3">
           <v:rect id="_x0000_i1034" style="width:0;height:1.5pt" o:hralign="center" o:hrstd="t" o:hr="t"/>
         </w:pict>
       </w:r>
@@ -5668,7 +5668,7 @@
         <w:pStyle w:val="Heading2"/>
       </w:pPr>
       <w:bookmarkStart w:id="24" w:name="X5574843ba11947099ea02441325ec918f3694e6"/>
-      <w:bookmarkStart w:id="25" w:name="_Toc237256723"/>
+      <w:bookmarkStart w:id="25" w:name="_Toc237519899"/>
       <w:bookmarkEnd w:id="22"/>
       <w:r>
         <w:t>10. Version-specific considerations</w:t>
@@ -6059,7 +6059,7 @@
     </w:tbl>
     <w:p>
       <w:r>
-        <w:pict w14:anchorId="5D51D5E0">
+        <w:pict w14:anchorId="6E3D46CA">
           <v:rect id="_x0000_i1035" style="width:0;height:1.5pt" o:hralign="center" o:hrstd="t" o:hr="t"/>
         </w:pict>
       </w:r>
@@ -6069,7 +6069,7 @@
         <w:pStyle w:val="Heading2"/>
       </w:pPr>
       <w:bookmarkStart w:id="26" w:name="Xfb6923a030c75b24c2dc9a236da64154df02e24"/>
-      <w:bookmarkStart w:id="27" w:name="_Toc237256724"/>
+      <w:bookmarkStart w:id="27" w:name="_Toc237519900"/>
       <w:bookmarkEnd w:id="24"/>
       <w:r>
         <w:t>11. Rollback</w:t>
@@ -6275,7 +6275,7 @@
   <w:abstractNum w:abstractNumId="0" w15:restartNumberingAfterBreak="0">
     <w:nsid w:val="0000A990"/>
     <w:multiLevelType w:val="multilevel"/>
-    <w:tmpl w:val="436262A8"/>
+    <w:tmpl w:val="7846A2EE"/>
     <w:lvl w:ilvl="0">
       <w:numFmt w:val="bullet"/>
       <w:lvlText w:val=" "/>
@@ -6352,7 +6352,7 @@
   <w:abstractNum w:abstractNumId="1" w15:restartNumberingAfterBreak="0">
     <w:nsid w:val="0000A991"/>
     <w:multiLevelType w:val="multilevel"/>
-    <w:tmpl w:val="2D6CF9DA"/>
+    <w:tmpl w:val="68B6861E"/>
     <w:lvl w:ilvl="0">
       <w:numFmt w:val="bullet"/>
       <w:lvlText w:val=""/>
@@ -6456,7 +6456,7 @@
   <w:abstractNum w:abstractNumId="2" w15:restartNumberingAfterBreak="0">
     <w:nsid w:val="00A99411"/>
     <w:multiLevelType w:val="multilevel"/>
-    <w:tmpl w:val="098A6C7A"/>
+    <w:tmpl w:val="0F52FAD0"/>
     <w:lvl w:ilvl="0">
       <w:start w:val="1"/>
       <w:numFmt w:val="decimal"/>
@@ -6539,10 +6539,10 @@
       </w:pPr>
     </w:lvl>
   </w:abstractNum>
-  <w:num w:numId="1" w16cid:durableId="818837766">
+  <w:num w:numId="1" w16cid:durableId="1151411105">
     <w:abstractNumId w:val="0"/>
   </w:num>
-  <w:num w:numId="2" w16cid:durableId="617030254">
+  <w:num w:numId="2" w16cid:durableId="424422145">
     <w:abstractNumId w:val="2"/>
     <w:lvlOverride w:ilvl="0">
       <w:startOverride w:val="1"/>
@@ -6572,7 +6572,7 @@
       <w:startOverride w:val="1"/>
     </w:lvlOverride>
   </w:num>
-  <w:num w:numId="3" w16cid:durableId="1230388407">
+  <w:num w:numId="3" w16cid:durableId="353963592">
     <w:abstractNumId w:val="2"/>
     <w:lvlOverride w:ilvl="0">
       <w:startOverride w:val="1"/>
@@ -6602,10 +6602,10 @@
       <w:startOverride w:val="1"/>
     </w:lvlOverride>
   </w:num>
-  <w:num w:numId="4" w16cid:durableId="971520362">
+  <w:num w:numId="4" w16cid:durableId="1832256314">
     <w:abstractNumId w:val="1"/>
   </w:num>
-  <w:num w:numId="5" w16cid:durableId="1092235786">
+  <w:num w:numId="5" w16cid:durableId="1165781548">
     <w:abstractNumId w:val="2"/>
     <w:lvlOverride w:ilvl="0">
       <w:startOverride w:val="1"/>
@@ -6635,7 +6635,7 @@
       <w:startOverride w:val="1"/>
     </w:lvlOverride>
   </w:num>
-  <w:num w:numId="6" w16cid:durableId="1927952552">
+  <w:num w:numId="6" w16cid:durableId="1957131995">
     <w:abstractNumId w:val="2"/>
     <w:lvlOverride w:ilvl="0">
       <w:startOverride w:val="1"/>
@@ -7927,7 +7927,7 @@
     <w:next w:val="Normal"/>
     <w:autoRedefine/>
     <w:uiPriority w:val="39"/>
-    <w:rsid w:val="00312CCC"/>
+    <w:rsid w:val="00817B4D"/>
     <w:pPr>
       <w:spacing w:after="100"/>
     </w:pPr>
@@ -7938,7 +7938,7 @@
     <w:next w:val="Normal"/>
     <w:autoRedefine/>
     <w:uiPriority w:val="39"/>
-    <w:rsid w:val="00312CCC"/>
+    <w:rsid w:val="00817B4D"/>
     <w:pPr>
       <w:spacing w:after="100"/>
       <w:ind w:left="220"/>
@@ -7950,7 +7950,7 @@
     <w:next w:val="Normal"/>
     <w:autoRedefine/>
     <w:uiPriority w:val="39"/>
-    <w:rsid w:val="00312CCC"/>
+    <w:rsid w:val="00817B4D"/>
     <w:pPr>
       <w:spacing w:after="100"/>
       <w:ind w:left="440"/>
